--- a/Lab07/Sp'26 CA Lab 07 Worksheet.docx
+++ b/Lab07/Sp'26 CA Lab 07 Worksheet.docx
@@ -651,7 +651,7 @@
                 <w:sz w:val="18"/>
                 <w:szCs w:val="18"/>
               </w:rPr>
-              <w:t xml:space="preserve"> 2</w:t>
+              <w:t xml:space="preserve"> 2c)</w:t>
             </w:r>
             <w:r>
               <w:rPr>
@@ -661,9 +661,12 @@
                 <w:sz w:val="18"/>
                 <w:szCs w:val="18"/>
               </w:rPr>
-              <w:t>c</w:t>
-            </w:r>
-            <w:r>
+              <w:t>:</w:t>
+            </w:r>
+          </w:p>
+          <w:p>
+            <w:pPr>
+              <w:jc w:val="both"/>
               <w:rPr>
                 <w:b/>
                 <w:bCs/>
@@ -671,35 +674,13 @@
                 <w:sz w:val="18"/>
                 <w:szCs w:val="18"/>
               </w:rPr>
-              <w:t>)</w:t>
-            </w:r>
+            </w:pPr>
             <w:r>
               <w:rPr>
                 <w:b/>
                 <w:bCs/>
                 <w:iCs/>
-                <w:sz w:val="18"/>
-                <w:szCs w:val="18"/>
-              </w:rPr>
-              <w:t>:</w:t>
-            </w:r>
-          </w:p>
-          <w:p>
-            <w:pPr>
-              <w:jc w:val="both"/>
-              <w:rPr>
-                <w:b/>
-                <w:bCs/>
-                <w:iCs/>
-                <w:sz w:val="18"/>
-                <w:szCs w:val="18"/>
-              </w:rPr>
-            </w:pPr>
-            <w:r>
-              <w:rPr>
-                <w:b/>
-                <w:bCs/>
-                <w:iCs/>
+                <w:noProof/>
                 <w:sz w:val="18"/>
                 <w:szCs w:val="18"/>
               </w:rPr>
@@ -783,7 +764,10 @@
         </w:rPr>
       </w:pPr>
       <w:r>
-        <w:t>Task 4</w:t>
+        <w:t xml:space="preserve">Task </w:t>
+      </w:r>
+      <w:r>
+        <w:t>3</w:t>
       </w:r>
       <w:r>
         <w:rPr>
@@ -903,54 +887,18 @@
                 <w:szCs w:val="20"/>
               </w:rPr>
             </w:pPr>
-          </w:p>
-          <w:p>
-            <w:pPr>
-              <w:jc w:val="both"/>
+            <w:r>
               <w:rPr>
                 <w:b/>
                 <w:bCs/>
                 <w:sz w:val="20"/>
                 <w:szCs w:val="20"/>
               </w:rPr>
-            </w:pPr>
-          </w:p>
-          <w:p>
-            <w:pPr>
-              <w:rPr>
-                <w:b/>
-                <w:bCs/>
-                <w:sz w:val="20"/>
-                <w:szCs w:val="20"/>
-              </w:rPr>
-            </w:pPr>
-            <w:r>
-              <w:rPr>
-                <w:b/>
-                <w:bCs/>
-                <w:sz w:val="20"/>
-                <w:szCs w:val="20"/>
-              </w:rPr>
-              <w:t>RTL Schematic:</w:t>
-            </w:r>
-            <w:r>
-              <w:rPr>
-                <w:b/>
-                <w:bCs/>
-                <w:sz w:val="20"/>
-                <w:szCs w:val="20"/>
-              </w:rPr>
-              <w:br/>
-            </w:r>
-            <w:r>
-              <w:rPr>
-                <w:noProof/>
-              </w:rPr>
               <w:drawing>
-                <wp:inline distT="0" distB="0" distL="0" distR="0" wp14:anchorId="452D816A" wp14:editId="7DCA9C91">
-                  <wp:extent cx="5274310" cy="2566035"/>
-                  <wp:effectExtent l="0" t="0" r="2540" b="5715"/>
-                  <wp:docPr id="6" name="Picture 6"/>
+                <wp:inline distT="0" distB="0" distL="0" distR="0" wp14:anchorId="6C1EE87F" wp14:editId="62F80FFE">
+                  <wp:extent cx="5124450" cy="362154"/>
+                  <wp:effectExtent l="0" t="0" r="0" b="0"/>
+                  <wp:docPr id="4" name="Picture 4"/>
                   <wp:cNvGraphicFramePr>
                     <a:graphicFrameLocks xmlns:a="http://schemas.openxmlformats.org/drawingml/2006/main" noChangeAspect="1"/>
                   </wp:cNvGraphicFramePr>
@@ -970,7 +918,89 @@
                         <pic:spPr>
                           <a:xfrm>
                             <a:off x="0" y="0"/>
-                            <a:ext cx="5274310" cy="2566035"/>
+                            <a:ext cx="5162252" cy="364826"/>
+                          </a:xfrm>
+                          <a:prstGeom prst="rect">
+                            <a:avLst/>
+                          </a:prstGeom>
+                        </pic:spPr>
+                      </pic:pic>
+                    </a:graphicData>
+                  </a:graphic>
+                </wp:inline>
+              </w:drawing>
+            </w:r>
+          </w:p>
+          <w:p>
+            <w:pPr>
+              <w:jc w:val="both"/>
+              <w:rPr>
+                <w:b/>
+                <w:bCs/>
+                <w:sz w:val="20"/>
+                <w:szCs w:val="20"/>
+              </w:rPr>
+            </w:pPr>
+          </w:p>
+          <w:p>
+            <w:pPr>
+              <w:rPr>
+                <w:b/>
+                <w:bCs/>
+                <w:sz w:val="20"/>
+                <w:szCs w:val="20"/>
+              </w:rPr>
+            </w:pPr>
+            <w:r>
+              <w:rPr>
+                <w:b/>
+                <w:bCs/>
+                <w:sz w:val="20"/>
+                <w:szCs w:val="20"/>
+              </w:rPr>
+              <w:t>RTL Schematic:</w:t>
+            </w:r>
+            <w:r>
+              <w:rPr>
+                <w:b/>
+                <w:bCs/>
+                <w:sz w:val="20"/>
+                <w:szCs w:val="20"/>
+              </w:rPr>
+              <w:br/>
+            </w:r>
+            <w:r>
+              <w:rPr>
+                <w:b/>
+                <w:bCs/>
+                <w:sz w:val="20"/>
+                <w:szCs w:val="20"/>
+              </w:rPr>
+              <w:drawing>
+                <wp:inline distT="0" distB="0" distL="0" distR="0" wp14:anchorId="6B85BCAF" wp14:editId="16BB4B0B">
+                  <wp:extent cx="5114925" cy="1800631"/>
+                  <wp:effectExtent l="0" t="0" r="0" b="9525"/>
+                  <wp:docPr id="8" name="Picture 8"/>
+                  <wp:cNvGraphicFramePr>
+                    <a:graphicFrameLocks xmlns:a="http://schemas.openxmlformats.org/drawingml/2006/main" noChangeAspect="1"/>
+                  </wp:cNvGraphicFramePr>
+                  <a:graphic xmlns:a="http://schemas.openxmlformats.org/drawingml/2006/main">
+                    <a:graphicData uri="http://schemas.openxmlformats.org/drawingml/2006/picture">
+                      <pic:pic xmlns:pic="http://schemas.openxmlformats.org/drawingml/2006/picture">
+                        <pic:nvPicPr>
+                          <pic:cNvPr id="1" name=""/>
+                          <pic:cNvPicPr/>
+                        </pic:nvPicPr>
+                        <pic:blipFill>
+                          <a:blip r:embed="rId16"/>
+                          <a:stretch>
+                            <a:fillRect/>
+                          </a:stretch>
+                        </pic:blipFill>
+                        <pic:spPr>
+                          <a:xfrm>
+                            <a:off x="0" y="0"/>
+                            <a:ext cx="5117016" cy="1801367"/>
                           </a:xfrm>
                           <a:prstGeom prst="rect">
                             <a:avLst/>
@@ -4816,10 +4846,10 @@
       </w:pPr>
     </w:p>
     <w:sectPr>
-      <w:headerReference w:type="default" r:id="rId16"/>
-      <w:footerReference w:type="default" r:id="rId17"/>
-      <w:headerReference w:type="first" r:id="rId18"/>
-      <w:footerReference w:type="first" r:id="rId19"/>
+      <w:headerReference w:type="default" r:id="rId17"/>
+      <w:footerReference w:type="default" r:id="rId18"/>
+      <w:headerReference w:type="first" r:id="rId19"/>
+      <w:footerReference w:type="first" r:id="rId20"/>
       <w:pgSz w:w="11906" w:h="16838" w:code="9"/>
       <w:pgMar w:top="1440" w:right="1800" w:bottom="1440" w:left="1800" w:header="720" w:footer="1008" w:gutter="0"/>
       <w:cols w:space="720"/>
@@ -10540,12 +10570,6 @@
 </file>
 
 <file path=customXml/item1.xml><?xml version="1.0" encoding="utf-8"?>
-<p:properties xmlns:p="http://schemas.microsoft.com/office/2006/metadata/properties" xmlns:xsi="http://www.w3.org/2001/XMLSchema-instance" xmlns:pc="http://schemas.microsoft.com/office/infopath/2007/PartnerControls">
-  <documentManagement/>
-</p:properties>
-</file>
-
-<file path=customXml/item2.xml><?xml version="1.0" encoding="utf-8"?>
 <?mso-contentType ?>
 <FormTemplates xmlns="http://schemas.microsoft.com/sharepoint/v3/contenttype/forms">
   <Display>DocumentLibraryForm</Display>
@@ -10554,7 +10578,17 @@
 </FormTemplates>
 </file>
 
+<file path=customXml/item2.xml><?xml version="1.0" encoding="utf-8"?>
+<p:properties xmlns:p="http://schemas.microsoft.com/office/2006/metadata/properties" xmlns:xsi="http://www.w3.org/2001/XMLSchema-instance" xmlns:pc="http://schemas.microsoft.com/office/infopath/2007/PartnerControls">
+  <documentManagement/>
+</p:properties>
+</file>
+
 <file path=customXml/item3.xml><?xml version="1.0" encoding="utf-8"?>
+<b:Sources xmlns:b="http://schemas.openxmlformats.org/officeDocument/2006/bibliography" xmlns="http://schemas.openxmlformats.org/officeDocument/2006/bibliography" SelectedStyle="/APASixthEditionOfficeOnline.xsl" StyleName="APA" Version="6"/>
+</file>
+
+<file path=customXml/item4.xml><?xml version="1.0" encoding="utf-8"?>
 <ct:contentTypeSchema xmlns:ct="http://schemas.microsoft.com/office/2006/metadata/contentType" xmlns:ma="http://schemas.microsoft.com/office/2006/metadata/properties/metaAttributes" ct:_="" ma:_="" ma:contentTypeName="Document" ma:contentTypeID="0x01010036AA3A4FBD0BD141B280820126FE0C63" ma:contentTypeVersion="6" ma:contentTypeDescription="Create a new document." ma:contentTypeScope="" ma:versionID="5b2aa8fa5903a49408791beca2b83ccb">
   <xsd:schema xmlns:xsd="http://www.w3.org/2001/XMLSchema" xmlns:xs="http://www.w3.org/2001/XMLSchema" xmlns:p="http://schemas.microsoft.com/office/2006/metadata/properties" xmlns:ns2="ee467856-8476-4634-ab3e-f89b7da8812e" xmlns:ns3="7548286f-24e1-46f4-9fd0-eba1e6807dcf" targetNamespace="http://schemas.microsoft.com/office/2006/metadata/properties" ma:root="true" ma:fieldsID="e05aabca32ef8a2499c8a0f77f539357" ns2:_="" ns3:_="">
     <xsd:import namespace="ee467856-8476-4634-ab3e-f89b7da8812e"/>
@@ -10731,11 +10765,15 @@
 </ct:contentTypeSchema>
 </file>
 
-<file path=customXml/item4.xml><?xml version="1.0" encoding="utf-8"?>
-<b:Sources xmlns:b="http://schemas.openxmlformats.org/officeDocument/2006/bibliography" xmlns="http://schemas.openxmlformats.org/officeDocument/2006/bibliography" SelectedStyle="/APASixthEditionOfficeOnline.xsl" StyleName="APA" Version="6"/>
+<file path=customXml/itemProps1.xml><?xml version="1.0" encoding="utf-8"?>
+<ds:datastoreItem xmlns:ds="http://schemas.openxmlformats.org/officeDocument/2006/customXml" ds:itemID="{3F16ED61-B28D-4A52-84F3-EDB6559ABA42}">
+  <ds:schemaRefs>
+    <ds:schemaRef ds:uri="http://schemas.microsoft.com/sharepoint/v3/contenttype/forms"/>
+  </ds:schemaRefs>
+</ds:datastoreItem>
 </file>
 
-<file path=customXml/itemProps1.xml><?xml version="1.0" encoding="utf-8"?>
+<file path=customXml/itemProps2.xml><?xml version="1.0" encoding="utf-8"?>
 <ds:datastoreItem xmlns:ds="http://schemas.openxmlformats.org/officeDocument/2006/customXml" ds:itemID="{9EB0FCB0-F2B0-4142-B5FC-BBB46365C493}">
   <ds:schemaRefs>
     <ds:schemaRef ds:uri="http://schemas.microsoft.com/office/2006/metadata/properties"/>
@@ -10744,15 +10782,15 @@
 </ds:datastoreItem>
 </file>
 
-<file path=customXml/itemProps2.xml><?xml version="1.0" encoding="utf-8"?>
-<ds:datastoreItem xmlns:ds="http://schemas.openxmlformats.org/officeDocument/2006/customXml" ds:itemID="{3F16ED61-B28D-4A52-84F3-EDB6559ABA42}">
+<file path=customXml/itemProps3.xml><?xml version="1.0" encoding="utf-8"?>
+<ds:datastoreItem xmlns:ds="http://schemas.openxmlformats.org/officeDocument/2006/customXml" ds:itemID="{56A64E16-6D30-41D2-964C-A59810B0627A}">
   <ds:schemaRefs>
-    <ds:schemaRef ds:uri="http://schemas.microsoft.com/sharepoint/v3/contenttype/forms"/>
+    <ds:schemaRef ds:uri="http://schemas.openxmlformats.org/officeDocument/2006/bibliography"/>
   </ds:schemaRefs>
 </ds:datastoreItem>
 </file>
 
-<file path=customXml/itemProps3.xml><?xml version="1.0" encoding="utf-8"?>
+<file path=customXml/itemProps4.xml><?xml version="1.0" encoding="utf-8"?>
 <ds:datastoreItem xmlns:ds="http://schemas.openxmlformats.org/officeDocument/2006/customXml" ds:itemID="{8A3B5244-4D48-4043-9E8D-EF201F908121}">
   <ds:schemaRefs>
     <ds:schemaRef ds:uri="http://schemas.microsoft.com/office/2006/metadata/contentType"/>
@@ -10769,12 +10807,4 @@
     <ds:schemaRef ds:uri="http://schemas.microsoft.com/internal/obd"/>
   </ds:schemaRefs>
 </ds:datastoreItem>
-</file>
-
-<file path=customXml/itemProps4.xml><?xml version="1.0" encoding="utf-8"?>
-<ds:datastoreItem xmlns:ds="http://schemas.openxmlformats.org/officeDocument/2006/customXml" ds:itemID="{56A64E16-6D30-41D2-964C-A59810B0627A}">
-  <ds:schemaRefs>
-    <ds:schemaRef ds:uri="http://schemas.openxmlformats.org/officeDocument/2006/bibliography"/>
-  </ds:schemaRefs>
-</ds:datastoreItem>
 </file>
--- a/Lab07/Sp'26 CA Lab 07 Worksheet.docx
+++ b/Lab07/Sp'26 CA Lab 07 Worksheet.docx
@@ -109,13 +109,8 @@
             <w:r>
               <w:t xml:space="preserve"> Faaz Shahab, </w:t>
             </w:r>
-            <w:proofErr w:type="spellStart"/>
-            <w:r>
-              <w:t>Mohib</w:t>
-            </w:r>
-            <w:proofErr w:type="spellEnd"/>
-            <w:r>
-              <w:t xml:space="preserve"> Ul Mehdi, Basim Hussain</w:t>
+            <w:r>
+              <w:t>Mohib Ul Mehdi, Basim Hussain</w:t>
             </w:r>
           </w:p>
         </w:tc>
@@ -322,7 +317,6 @@
                 <w:szCs w:val="21"/>
               </w:rPr>
             </w:pPr>
-            <w:proofErr w:type="spellStart"/>
             <w:r>
               <w:rPr>
                 <w:rFonts w:eastAsia="Times New Roman" w:cs="Times New Roman"/>
@@ -334,7 +328,6 @@
               </w:rPr>
               <w:t>fsfsdf</w:t>
             </w:r>
-            <w:proofErr w:type="spellEnd"/>
           </w:p>
           <w:p>
             <w:pPr>
@@ -424,18 +417,8 @@
                 <w:bCs/>
                 <w:i/>
               </w:rPr>
-              <w:t xml:space="preserve">Verilog Files attached in the folder uploaded in </w:t>
-            </w:r>
-            <w:proofErr w:type="spellStart"/>
-            <w:r>
-              <w:rPr>
-                <w:b/>
-                <w:bCs/>
-                <w:i/>
-              </w:rPr>
-              <w:t>Github</w:t>
-            </w:r>
-            <w:proofErr w:type="spellEnd"/>
+              <w:t>Verilog Files attached in the folder uploaded in Github</w:t>
+            </w:r>
           </w:p>
           <w:p>
             <w:pPr>
@@ -834,18 +817,8 @@
                 <w:bCs/>
                 <w:i/>
               </w:rPr>
-              <w:t xml:space="preserve">Verilog Files attached in the folder uploaded in </w:t>
-            </w:r>
-            <w:proofErr w:type="spellStart"/>
-            <w:r>
-              <w:rPr>
-                <w:b/>
-                <w:bCs/>
-                <w:i/>
-              </w:rPr>
-              <w:t>Github</w:t>
-            </w:r>
-            <w:proofErr w:type="spellEnd"/>
+              <w:t>Verilog Files attached in the folder uploaded in Github</w:t>
+            </w:r>
           </w:p>
           <w:p>
             <w:pPr>
@@ -891,6 +864,7 @@
               <w:rPr>
                 <w:b/>
                 <w:bCs/>
+                <w:noProof/>
                 <w:sz w:val="20"/>
                 <w:szCs w:val="20"/>
               </w:rPr>
@@ -973,14 +947,15 @@
               <w:rPr>
                 <w:b/>
                 <w:bCs/>
+                <w:noProof/>
                 <w:sz w:val="20"/>
                 <w:szCs w:val="20"/>
               </w:rPr>
               <w:drawing>
-                <wp:inline distT="0" distB="0" distL="0" distR="0" wp14:anchorId="6B85BCAF" wp14:editId="16BB4B0B">
-                  <wp:extent cx="5114925" cy="1800631"/>
-                  <wp:effectExtent l="0" t="0" r="0" b="9525"/>
-                  <wp:docPr id="8" name="Picture 8"/>
+                <wp:inline distT="0" distB="0" distL="0" distR="0" wp14:anchorId="3D13AF55" wp14:editId="07C5EE47">
+                  <wp:extent cx="5133975" cy="1662701"/>
+                  <wp:effectExtent l="0" t="0" r="0" b="0"/>
+                  <wp:docPr id="6" name="Picture 6"/>
                   <wp:cNvGraphicFramePr>
                     <a:graphicFrameLocks xmlns:a="http://schemas.openxmlformats.org/drawingml/2006/main" noChangeAspect="1"/>
                   </wp:cNvGraphicFramePr>
@@ -1000,7 +975,7 @@
                         <pic:spPr>
                           <a:xfrm>
                             <a:off x="0" y="0"/>
-                            <a:ext cx="5117016" cy="1801367"/>
+                            <a:ext cx="5135649" cy="1663243"/>
                           </a:xfrm>
                           <a:prstGeom prst="rect">
                             <a:avLst/>
@@ -3440,23 +3415,7 @@
                 <w:rFonts w:asciiTheme="minorHAnsi" w:hAnsiTheme="minorHAnsi" w:cstheme="minorHAnsi"/>
                 <w:sz w:val="16"/>
               </w:rPr>
-              <w:t>/</w:t>
-            </w:r>
-            <w:proofErr w:type="gramStart"/>
-            <w:r>
-              <w:rPr>
-                <w:rFonts w:asciiTheme="minorHAnsi" w:hAnsiTheme="minorHAnsi" w:cstheme="minorHAnsi"/>
-                <w:sz w:val="16"/>
-              </w:rPr>
-              <w:t>network</w:t>
-            </w:r>
-            <w:proofErr w:type="gramEnd"/>
-            <w:r>
-              <w:rPr>
-                <w:rFonts w:asciiTheme="minorHAnsi" w:hAnsiTheme="minorHAnsi" w:cstheme="minorHAnsi"/>
-                <w:sz w:val="16"/>
-              </w:rPr>
-              <w:t xml:space="preserve"> model is</w:t>
+              <w:t>/network model is</w:t>
             </w:r>
             <w:r>
               <w:rPr>
@@ -4265,23 +4224,7 @@
                 <w:rFonts w:asciiTheme="minorHAnsi" w:hAnsiTheme="minorHAnsi" w:cstheme="minorHAnsi"/>
                 <w:sz w:val="16"/>
               </w:rPr>
-              <w:t>number/</w:t>
-            </w:r>
-            <w:proofErr w:type="gramStart"/>
-            <w:r>
-              <w:rPr>
-                <w:rFonts w:asciiTheme="minorHAnsi" w:hAnsiTheme="minorHAnsi" w:cstheme="minorHAnsi"/>
-                <w:sz w:val="16"/>
-              </w:rPr>
-              <w:t>amount</w:t>
-            </w:r>
-            <w:proofErr w:type="gramEnd"/>
-            <w:r>
-              <w:rPr>
-                <w:rFonts w:asciiTheme="minorHAnsi" w:hAnsiTheme="minorHAnsi" w:cstheme="minorHAnsi"/>
-                <w:sz w:val="16"/>
-              </w:rPr>
-              <w:t xml:space="preserve"> of tasks</w:t>
+              <w:t>number/amount of tasks</w:t>
             </w:r>
             <w:r>
               <w:rPr>
@@ -4600,17 +4543,8 @@
                 <w:rFonts w:asciiTheme="minorHAnsi" w:hAnsiTheme="minorHAnsi" w:cstheme="minorHAnsi"/>
                 <w:sz w:val="16"/>
               </w:rPr>
-              <w:t xml:space="preserve">Submission on time, </w:t>
-            </w:r>
-            <w:proofErr w:type="gramStart"/>
-            <w:r>
-              <w:rPr>
-                <w:rFonts w:asciiTheme="minorHAnsi" w:hAnsiTheme="minorHAnsi" w:cstheme="minorHAnsi"/>
-                <w:sz w:val="16"/>
-              </w:rPr>
-              <w:t>All</w:t>
-            </w:r>
-            <w:proofErr w:type="gramEnd"/>
+              <w:t>Submission on time, All</w:t>
+            </w:r>
             <w:r>
               <w:rPr>
                 <w:rFonts w:asciiTheme="minorHAnsi" w:hAnsiTheme="minorHAnsi" w:cstheme="minorHAnsi"/>
@@ -10570,6 +10504,12 @@
 </file>
 
 <file path=customXml/item1.xml><?xml version="1.0" encoding="utf-8"?>
+<p:properties xmlns:p="http://schemas.microsoft.com/office/2006/metadata/properties" xmlns:xsi="http://www.w3.org/2001/XMLSchema-instance" xmlns:pc="http://schemas.microsoft.com/office/infopath/2007/PartnerControls">
+  <documentManagement/>
+</p:properties>
+</file>
+
+<file path=customXml/item2.xml><?xml version="1.0" encoding="utf-8"?>
 <?mso-contentType ?>
 <FormTemplates xmlns="http://schemas.microsoft.com/sharepoint/v3/contenttype/forms">
   <Display>DocumentLibraryForm</Display>
@@ -10578,17 +10518,7 @@
 </FormTemplates>
 </file>
 
-<file path=customXml/item2.xml><?xml version="1.0" encoding="utf-8"?>
-<p:properties xmlns:p="http://schemas.microsoft.com/office/2006/metadata/properties" xmlns:xsi="http://www.w3.org/2001/XMLSchema-instance" xmlns:pc="http://schemas.microsoft.com/office/infopath/2007/PartnerControls">
-  <documentManagement/>
-</p:properties>
-</file>
-
 <file path=customXml/item3.xml><?xml version="1.0" encoding="utf-8"?>
-<b:Sources xmlns:b="http://schemas.openxmlformats.org/officeDocument/2006/bibliography" xmlns="http://schemas.openxmlformats.org/officeDocument/2006/bibliography" SelectedStyle="/APASixthEditionOfficeOnline.xsl" StyleName="APA" Version="6"/>
-</file>
-
-<file path=customXml/item4.xml><?xml version="1.0" encoding="utf-8"?>
 <ct:contentTypeSchema xmlns:ct="http://schemas.microsoft.com/office/2006/metadata/contentType" xmlns:ma="http://schemas.microsoft.com/office/2006/metadata/properties/metaAttributes" ct:_="" ma:_="" ma:contentTypeName="Document" ma:contentTypeID="0x01010036AA3A4FBD0BD141B280820126FE0C63" ma:contentTypeVersion="6" ma:contentTypeDescription="Create a new document." ma:contentTypeScope="" ma:versionID="5b2aa8fa5903a49408791beca2b83ccb">
   <xsd:schema xmlns:xsd="http://www.w3.org/2001/XMLSchema" xmlns:xs="http://www.w3.org/2001/XMLSchema" xmlns:p="http://schemas.microsoft.com/office/2006/metadata/properties" xmlns:ns2="ee467856-8476-4634-ab3e-f89b7da8812e" xmlns:ns3="7548286f-24e1-46f4-9fd0-eba1e6807dcf" targetNamespace="http://schemas.microsoft.com/office/2006/metadata/properties" ma:root="true" ma:fieldsID="e05aabca32ef8a2499c8a0f77f539357" ns2:_="" ns3:_="">
     <xsd:import namespace="ee467856-8476-4634-ab3e-f89b7da8812e"/>
@@ -10765,15 +10695,11 @@
 </ct:contentTypeSchema>
 </file>
 
-<file path=customXml/itemProps1.xml><?xml version="1.0" encoding="utf-8"?>
-<ds:datastoreItem xmlns:ds="http://schemas.openxmlformats.org/officeDocument/2006/customXml" ds:itemID="{3F16ED61-B28D-4A52-84F3-EDB6559ABA42}">
-  <ds:schemaRefs>
-    <ds:schemaRef ds:uri="http://schemas.microsoft.com/sharepoint/v3/contenttype/forms"/>
-  </ds:schemaRefs>
-</ds:datastoreItem>
+<file path=customXml/item4.xml><?xml version="1.0" encoding="utf-8"?>
+<b:Sources xmlns:b="http://schemas.openxmlformats.org/officeDocument/2006/bibliography" xmlns="http://schemas.openxmlformats.org/officeDocument/2006/bibliography" SelectedStyle="/APASixthEditionOfficeOnline.xsl" StyleName="APA" Version="6"/>
 </file>
 
-<file path=customXml/itemProps2.xml><?xml version="1.0" encoding="utf-8"?>
+<file path=customXml/itemProps1.xml><?xml version="1.0" encoding="utf-8"?>
 <ds:datastoreItem xmlns:ds="http://schemas.openxmlformats.org/officeDocument/2006/customXml" ds:itemID="{9EB0FCB0-F2B0-4142-B5FC-BBB46365C493}">
   <ds:schemaRefs>
     <ds:schemaRef ds:uri="http://schemas.microsoft.com/office/2006/metadata/properties"/>
@@ -10782,15 +10708,15 @@
 </ds:datastoreItem>
 </file>
 
-<file path=customXml/itemProps3.xml><?xml version="1.0" encoding="utf-8"?>
-<ds:datastoreItem xmlns:ds="http://schemas.openxmlformats.org/officeDocument/2006/customXml" ds:itemID="{56A64E16-6D30-41D2-964C-A59810B0627A}">
+<file path=customXml/itemProps2.xml><?xml version="1.0" encoding="utf-8"?>
+<ds:datastoreItem xmlns:ds="http://schemas.openxmlformats.org/officeDocument/2006/customXml" ds:itemID="{3F16ED61-B28D-4A52-84F3-EDB6559ABA42}">
   <ds:schemaRefs>
-    <ds:schemaRef ds:uri="http://schemas.openxmlformats.org/officeDocument/2006/bibliography"/>
+    <ds:schemaRef ds:uri="http://schemas.microsoft.com/sharepoint/v3/contenttype/forms"/>
   </ds:schemaRefs>
 </ds:datastoreItem>
 </file>
 
-<file path=customXml/itemProps4.xml><?xml version="1.0" encoding="utf-8"?>
+<file path=customXml/itemProps3.xml><?xml version="1.0" encoding="utf-8"?>
 <ds:datastoreItem xmlns:ds="http://schemas.openxmlformats.org/officeDocument/2006/customXml" ds:itemID="{8A3B5244-4D48-4043-9E8D-EF201F908121}">
   <ds:schemaRefs>
     <ds:schemaRef ds:uri="http://schemas.microsoft.com/office/2006/metadata/contentType"/>
@@ -10807,4 +10733,12 @@
     <ds:schemaRef ds:uri="http://schemas.microsoft.com/internal/obd"/>
   </ds:schemaRefs>
 </ds:datastoreItem>
+</file>
+
+<file path=customXml/itemProps4.xml><?xml version="1.0" encoding="utf-8"?>
+<ds:datastoreItem xmlns:ds="http://schemas.openxmlformats.org/officeDocument/2006/customXml" ds:itemID="{56A64E16-6D30-41D2-964C-A59810B0627A}">
+  <ds:schemaRefs>
+    <ds:schemaRef ds:uri="http://schemas.openxmlformats.org/officeDocument/2006/bibliography"/>
+  </ds:schemaRefs>
+</ds:datastoreItem>
 </file>